--- a/docs/제출용/종합설계/문제정의서_2팀.docx
+++ b/docs/제출용/종합설계/문제정의서_2팀.docx
@@ -21,14 +21,14 @@
       </w:pPr>
       <w:r>
         <w:pict w14:anchorId="1B145180">
-          <v:rect id="_x0000_s2051" style="position:absolute;left:0;text-align:left;margin-left:437.4pt;margin-top:122pt;width:27pt;height:639pt;z-index:1;mso-position-vertical-relative:page" fillcolor="#ddd" stroked="f">
+          <v:rect id="_x0000_s2051" style="position:absolute;left:0;text-align:left;margin-left:437.4pt;margin-top:122pt;width:27pt;height:639pt;z-index:251657216;mso-position-vertical-relative:page" fillcolor="#ddd" stroked="f">
             <w10:wrap anchory="page"/>
           </v:rect>
         </w:pict>
       </w:r>
       <w:r>
         <w:pict w14:anchorId="040DA8E0">
-          <v:line id="_x0000_s2053" style="position:absolute;left:0;text-align:left;z-index:2;mso-position-vertical-relative:page" from="180pt,117.2pt" to="423pt,117.2pt" strokecolor="#ddd">
+          <v:line id="_x0000_s2053" style="position:absolute;left:0;text-align:left;z-index:251658240;mso-position-vertical-relative:page" from="180pt,117.2pt" to="423pt,117.2pt" strokecolor="#ddd">
             <w10:wrap anchory="page"/>
           </v:line>
         </w:pict>
@@ -111,175 +111,12 @@
                 <w:sz w:val="24"/>
               </w:rPr>
             </w:pPr>
-            <w:proofErr w:type="spellStart"/>
             <w:r>
               <w:rPr>
                 <w:rFonts w:ascii="맑은 고딕" w:eastAsia="맑은 고딕" w:hAnsi="맑은 고딕" w:hint="eastAsia"/>
                 <w:sz w:val="24"/>
               </w:rPr>
-              <w:t>SafeCrowd</w:t>
-            </w:r>
-            <w:proofErr w:type="spellEnd"/>
-            <w:r>
-              <w:rPr>
-                <w:rFonts w:ascii="맑은 고딕" w:eastAsia="맑은 고딕" w:hAnsi="맑은 고딕" w:hint="eastAsia"/>
-                <w:sz w:val="24"/>
-              </w:rPr>
-              <w:t xml:space="preserve">: </w:t>
-            </w:r>
-            <w:r>
-              <w:rPr>
-                <w:rFonts w:hint="eastAsia"/>
-                <w:sz w:val="24"/>
-              </w:rPr>
-              <w:t xml:space="preserve">ECS </w:t>
-            </w:r>
-            <w:r>
-              <w:rPr>
-                <w:rFonts w:hint="eastAsia"/>
-                <w:sz w:val="24"/>
-              </w:rPr>
-              <w:t>게임</w:t>
-            </w:r>
-            <w:r>
-              <w:rPr>
-                <w:rFonts w:hint="eastAsia"/>
-                <w:sz w:val="24"/>
-              </w:rPr>
-              <w:t xml:space="preserve"> </w:t>
-            </w:r>
-            <w:r>
-              <w:rPr>
-                <w:rFonts w:hint="eastAsia"/>
-                <w:sz w:val="24"/>
-              </w:rPr>
-              <w:t>엔진</w:t>
-            </w:r>
-            <w:r>
-              <w:rPr>
-                <w:rFonts w:hint="eastAsia"/>
-                <w:sz w:val="24"/>
-              </w:rPr>
-              <w:t xml:space="preserve"> </w:t>
-            </w:r>
-            <w:r>
-              <w:rPr>
-                <w:rFonts w:hint="eastAsia"/>
-                <w:sz w:val="24"/>
-              </w:rPr>
-              <w:t>기반</w:t>
-            </w:r>
-            <w:r>
-              <w:rPr>
-                <w:rFonts w:hint="eastAsia"/>
-                <w:sz w:val="24"/>
-              </w:rPr>
-              <w:t xml:space="preserve"> </w:t>
-            </w:r>
-            <w:r>
-              <w:rPr>
-                <w:rFonts w:hint="eastAsia"/>
-                <w:sz w:val="24"/>
-              </w:rPr>
-              <w:t>군중</w:t>
-            </w:r>
-            <w:r>
-              <w:rPr>
-                <w:rFonts w:hint="eastAsia"/>
-                <w:sz w:val="24"/>
-              </w:rPr>
-              <w:t xml:space="preserve"> </w:t>
-            </w:r>
-            <w:r>
-              <w:rPr>
-                <w:rFonts w:hint="eastAsia"/>
-                <w:sz w:val="24"/>
-              </w:rPr>
-              <w:t>행동</w:t>
-            </w:r>
-            <w:r>
-              <w:rPr>
-                <w:rFonts w:hint="eastAsia"/>
-                <w:sz w:val="24"/>
-              </w:rPr>
-              <w:t xml:space="preserve"> </w:t>
-            </w:r>
-            <w:r>
-              <w:rPr>
-                <w:rFonts w:hint="eastAsia"/>
-                <w:sz w:val="24"/>
-              </w:rPr>
-              <w:t>시뮬레이션</w:t>
-            </w:r>
-            <w:r>
-              <w:rPr>
-                <w:rFonts w:hint="eastAsia"/>
-                <w:sz w:val="24"/>
-              </w:rPr>
-              <w:t xml:space="preserve"> </w:t>
-            </w:r>
-            <w:r>
-              <w:rPr>
-                <w:rFonts w:hint="eastAsia"/>
-                <w:sz w:val="24"/>
-              </w:rPr>
-              <w:t>및</w:t>
-            </w:r>
-            <w:r>
-              <w:rPr>
-                <w:rFonts w:hint="eastAsia"/>
-                <w:sz w:val="24"/>
-              </w:rPr>
-              <w:t xml:space="preserve"> </w:t>
-            </w:r>
-            <w:r>
-              <w:rPr>
-                <w:rFonts w:hint="eastAsia"/>
-                <w:sz w:val="24"/>
-              </w:rPr>
-              <w:t>의사</w:t>
-            </w:r>
-            <w:r>
-              <w:rPr>
-                <w:rFonts w:hint="eastAsia"/>
-                <w:sz w:val="24"/>
-              </w:rPr>
-              <w:t xml:space="preserve"> </w:t>
-            </w:r>
-            <w:r>
-              <w:rPr>
-                <w:rFonts w:hint="eastAsia"/>
-                <w:sz w:val="24"/>
-              </w:rPr>
-              <w:t>결정</w:t>
-            </w:r>
-            <w:r>
-              <w:rPr>
-                <w:rFonts w:hint="eastAsia"/>
-                <w:sz w:val="24"/>
-              </w:rPr>
-              <w:t xml:space="preserve"> </w:t>
-            </w:r>
-            <w:r>
-              <w:rPr>
-                <w:rFonts w:hint="eastAsia"/>
-                <w:sz w:val="24"/>
-              </w:rPr>
-              <w:t>지원</w:t>
-            </w:r>
-            <w:r>
-              <w:rPr>
-                <w:rFonts w:hint="eastAsia"/>
-                <w:sz w:val="24"/>
-              </w:rPr>
-              <w:t xml:space="preserve"> </w:t>
-            </w:r>
-            <w:r>
-              <w:rPr>
-                <w:rFonts w:hint="eastAsia"/>
-                <w:sz w:val="24"/>
-              </w:rPr>
-              <w:t>시스템</w:t>
+              <w:t>SafeCrowd: 군중 안전 시뮬레이터</w:t>
             </w:r>
           </w:p>
         </w:tc>
@@ -386,16 +223,8 @@
         <w:rPr>
           <w:rFonts w:ascii="맑은 고딕" w:eastAsia="맑은 고딕" w:hAnsi="맑은 고딕" w:hint="eastAsia"/>
         </w:rPr>
-        <w:t xml:space="preserve"> </w:t>
-      </w:r>
-      <w:proofErr w:type="spellStart"/>
-      <w:r>
-        <w:rPr>
-          <w:rFonts w:ascii="맑은 고딕" w:eastAsia="맑은 고딕" w:hAnsi="맑은 고딕" w:hint="eastAsia"/>
-        </w:rPr>
-        <w:t>금소현</w:t>
-      </w:r>
-      <w:proofErr w:type="spellEnd"/>
+        <w:t xml:space="preserve"> 금소현</w:t>
+      </w:r>
     </w:p>
     <w:p>
       <w:pPr>
@@ -855,7 +684,6 @@
                 <w:spacing w:val="-20"/>
               </w:rPr>
             </w:pPr>
-            <w:proofErr w:type="spellStart"/>
             <w:r>
               <w:rPr>
                 <w:rFonts w:ascii="맑은 고딕" w:eastAsia="맑은 고딕" w:hAnsi="맑은 고딕" w:hint="eastAsia"/>
@@ -863,7 +691,6 @@
               </w:rPr>
               <w:t>금소현</w:t>
             </w:r>
-            <w:proofErr w:type="spellEnd"/>
             <w:r>
               <w:rPr>
                 <w:rFonts w:ascii="맑은 고딕" w:eastAsia="맑은 고딕" w:hAnsi="맑은 고딕" w:hint="eastAsia"/>
@@ -985,19 +812,11 @@
           <w:rFonts w:ascii="맑은 고딕" w:eastAsia="맑은 고딕" w:hAnsi="맑은 고딕"/>
         </w:rPr>
       </w:pPr>
-      <w:proofErr w:type="spellStart"/>
-      <w:r>
-        <w:rPr>
-          <w:rFonts w:ascii="맑은 고딕" w:eastAsia="맑은 고딕" w:hAnsi="맑은 고딕" w:hint="eastAsia"/>
-        </w:rPr>
-        <w:t>SafeCrowd</w:t>
-      </w:r>
-      <w:proofErr w:type="spellEnd"/>
-      <w:r>
-        <w:rPr>
-          <w:rFonts w:ascii="맑은 고딕" w:eastAsia="맑은 고딕" w:hAnsi="맑은 고딕" w:hint="eastAsia"/>
-        </w:rPr>
-        <w:t>는 건물, 행사장, 경기장 등 다중</w:t>
+      <w:r>
+        <w:rPr>
+          <w:rFonts w:ascii="맑은 고딕" w:eastAsia="맑은 고딕" w:hAnsi="맑은 고딕" w:hint="eastAsia"/>
+        </w:rPr>
+        <w:t>SafeCrowd는 건물, 행사장, 경기장 등 다중</w:t>
       </w:r>
       <w:r>
         <w:rPr>
@@ -1232,21 +1051,7 @@
         <w:rPr>
           <w:rFonts w:ascii="맑은 고딕" w:eastAsia="맑은 고딕" w:hAnsi="맑은 고딕" w:hint="eastAsia"/>
         </w:rPr>
-        <w:t xml:space="preserve"> 시설 구조, 인원 규모, 통제 방식의 변화가 안전성에 미치는 영향을 일관되게 </w:t>
-      </w:r>
-      <w:proofErr w:type="spellStart"/>
-      <w:r>
-        <w:rPr>
-          <w:rFonts w:ascii="맑은 고딕" w:eastAsia="맑은 고딕" w:hAnsi="맑은 고딕" w:hint="eastAsia"/>
-        </w:rPr>
-        <w:t>비교·검증할</w:t>
-      </w:r>
-      <w:proofErr w:type="spellEnd"/>
-      <w:r>
-        <w:rPr>
-          <w:rFonts w:ascii="맑은 고딕" w:eastAsia="맑은 고딕" w:hAnsi="맑은 고딕" w:hint="eastAsia"/>
-        </w:rPr>
-        <w:t xml:space="preserve"> 수 있</w:t>
+        <w:t xml:space="preserve"> 시설 구조, 인원 규모, 통제 방식의 변화가 안전성에 미치는 영향을 일관되게 비교·검증할 수 있</w:t>
       </w:r>
       <w:r>
         <w:rPr>
@@ -1258,7 +1063,7 @@
     <w:p>
       <w:pPr>
         <w:rPr>
-          <w:rFonts w:ascii="맑은 고딕" w:eastAsia="맑은 고딕" w:hAnsi="맑은 고딕" w:hint="eastAsia"/>
+          <w:rFonts w:ascii="맑은 고딕" w:eastAsia="맑은 고딕" w:hAnsi="맑은 고딕"/>
         </w:rPr>
       </w:pPr>
     </w:p>
@@ -1284,35 +1089,7 @@
         <w:rPr>
           <w:rFonts w:ascii="맑은 고딕" w:eastAsia="맑은 고딕" w:hAnsi="맑은 고딕" w:hint="eastAsia"/>
         </w:rPr>
-        <w:t xml:space="preserve"> </w:t>
-      </w:r>
-      <w:proofErr w:type="spellStart"/>
-      <w:r>
-        <w:rPr>
-          <w:rFonts w:ascii="맑은 고딕" w:eastAsia="맑은 고딕" w:hAnsi="맑은 고딕" w:hint="eastAsia"/>
-        </w:rPr>
-        <w:t>MassMotion</w:t>
-      </w:r>
-      <w:proofErr w:type="spellEnd"/>
-      <w:r>
-        <w:rPr>
-          <w:rFonts w:ascii="맑은 고딕" w:eastAsia="맑은 고딕" w:hAnsi="맑은 고딕" w:hint="eastAsia"/>
-        </w:rPr>
-        <w:t xml:space="preserve">, LEGION, Pathfinder, </w:t>
-      </w:r>
-      <w:proofErr w:type="spellStart"/>
-      <w:r>
-        <w:rPr>
-          <w:rFonts w:ascii="맑은 고딕" w:eastAsia="맑은 고딕" w:hAnsi="맑은 고딕" w:hint="eastAsia"/>
-        </w:rPr>
-        <w:t>SimWalk</w:t>
-      </w:r>
-      <w:proofErr w:type="spellEnd"/>
-      <w:r>
-        <w:rPr>
-          <w:rFonts w:ascii="맑은 고딕" w:eastAsia="맑은 고딕" w:hAnsi="맑은 고딕" w:hint="eastAsia"/>
-        </w:rPr>
-        <w:t xml:space="preserve"> PRO와 같은 군중 시뮬레이션 도구가 이미</w:t>
+        <w:t xml:space="preserve"> MassMotion, LEGION, Pathfinder, SimWalk PRO와 같은 군중 시뮬레이션 도구가 이미</w:t>
       </w:r>
       <w:r>
         <w:rPr>
@@ -1330,21 +1107,7 @@
         <w:rPr>
           <w:rFonts w:ascii="맑은 고딕" w:eastAsia="맑은 고딕" w:hAnsi="맑은 고딕" w:hint="eastAsia"/>
         </w:rPr>
-        <w:t xml:space="preserve">다. 또한 안전 관련 기능들도 병목, 정체, </w:t>
-      </w:r>
-      <w:proofErr w:type="spellStart"/>
-      <w:r>
-        <w:rPr>
-          <w:rFonts w:ascii="맑은 고딕" w:eastAsia="맑은 고딕" w:hAnsi="맑은 고딕" w:hint="eastAsia"/>
-        </w:rPr>
-        <w:t>지연등의</w:t>
-      </w:r>
-      <w:proofErr w:type="spellEnd"/>
-      <w:r>
-        <w:rPr>
-          <w:rFonts w:ascii="맑은 고딕" w:eastAsia="맑은 고딕" w:hAnsi="맑은 고딕" w:hint="eastAsia"/>
-        </w:rPr>
-        <w:t xml:space="preserve"> 동선 자체에 대한 부분에 국한되어 있는 경우가 많다. 무엇보다도 </w:t>
+        <w:t xml:space="preserve">다. 또한 안전 관련 기능들도 병목, 정체, 지연등의 동선 자체에 대한 부분에 국한되어 있는 경우가 많다. 무엇보다도 </w:t>
       </w:r>
       <w:r>
         <w:rPr>
@@ -1375,7 +1138,7 @@
     <w:p>
       <w:pPr>
         <w:rPr>
-          <w:rFonts w:ascii="맑은 고딕" w:eastAsia="맑은 고딕" w:hAnsi="맑은 고딕" w:hint="eastAsia"/>
+          <w:rFonts w:ascii="맑은 고딕" w:eastAsia="맑은 고딕" w:hAnsi="맑은 고딕"/>
         </w:rPr>
       </w:pPr>
       <w:r>
@@ -1516,21 +1279,7 @@
         <w:rPr>
           <w:rFonts w:ascii="맑은 고딕" w:eastAsia="맑은 고딕" w:hAnsi="맑은 고딕" w:hint="eastAsia"/>
         </w:rPr>
-        <w:t xml:space="preserve"> 개발하는 것이다. 사용자가 </w:t>
-      </w:r>
-      <w:proofErr w:type="spellStart"/>
-      <w:r>
-        <w:rPr>
-          <w:rFonts w:ascii="맑은 고딕" w:eastAsia="맑은 고딕" w:hAnsi="맑은 고딕" w:hint="eastAsia"/>
-        </w:rPr>
-        <w:t>건물·행사장</w:t>
-      </w:r>
-      <w:proofErr w:type="spellEnd"/>
-      <w:r>
-        <w:rPr>
-          <w:rFonts w:ascii="맑은 고딕" w:eastAsia="맑은 고딕" w:hAnsi="맑은 고딕" w:hint="eastAsia"/>
-        </w:rPr>
-        <w:t xml:space="preserve"> 구조를 반영한 다양한 시나리오를 생성하고 실행하며, 각 시나리오에서 어떤 위험이 어디서 </w:t>
+        <w:t xml:space="preserve"> 개발하는 것이다. 사용자가 건물·행사장 구조를 반영한 다양한 시나리오를 생성하고 실행하며, 각 시나리오에서 어떤 위험이 어디서 </w:t>
       </w:r>
       <w:r>
         <w:rPr>
@@ -1591,19 +1340,11 @@
           <w:rFonts w:ascii="맑은 고딕" w:eastAsia="맑은 고딕" w:hAnsi="맑은 고딕"/>
         </w:rPr>
       </w:pPr>
-      <w:proofErr w:type="spellStart"/>
-      <w:r>
-        <w:rPr>
-          <w:rFonts w:ascii="맑은 고딕" w:eastAsia="맑은 고딕" w:hAnsi="맑은 고딕" w:hint="eastAsia"/>
-        </w:rPr>
-        <w:t>건물·행사장</w:t>
-      </w:r>
-      <w:proofErr w:type="spellEnd"/>
-      <w:r>
-        <w:rPr>
-          <w:rFonts w:ascii="맑은 고딕" w:eastAsia="맑은 고딕" w:hAnsi="맑은 고딕" w:hint="eastAsia"/>
-        </w:rPr>
-        <w:t xml:space="preserve"> 구조, 인원 배치, 환경 조건, 통제 계획</w:t>
+      <w:r>
+        <w:rPr>
+          <w:rFonts w:ascii="맑은 고딕" w:eastAsia="맑은 고딕" w:hAnsi="맑은 고딕" w:hint="eastAsia"/>
+        </w:rPr>
+        <w:t>건물·행사장 구조, 인원 배치, 환경 조건, 통제 계획</w:t>
       </w:r>
       <w:r>
         <w:rPr>
@@ -1632,35 +1373,7 @@
         <w:rPr>
           <w:rFonts w:ascii="맑은 고딕" w:eastAsia="맑은 고딕" w:hAnsi="맑은 고딕" w:hint="eastAsia"/>
         </w:rPr>
-        <w:t xml:space="preserve">병목과 정체, 압력 집중과 압사 위험, 낙상 및 연쇄 전도, </w:t>
-      </w:r>
-      <w:proofErr w:type="spellStart"/>
-      <w:r>
-        <w:rPr>
-          <w:rFonts w:ascii="맑은 고딕" w:eastAsia="맑은 고딕" w:hAnsi="맑은 고딕" w:hint="eastAsia"/>
-        </w:rPr>
-        <w:t>역방향·교차</w:t>
-      </w:r>
-      <w:proofErr w:type="spellEnd"/>
-      <w:r>
-        <w:rPr>
-          <w:rFonts w:ascii="맑은 고딕" w:eastAsia="맑은 고딕" w:hAnsi="맑은 고딕" w:hint="eastAsia"/>
-        </w:rPr>
-        <w:t xml:space="preserve"> 흐름, 시야 제한과 </w:t>
-      </w:r>
-      <w:proofErr w:type="spellStart"/>
-      <w:r>
-        <w:rPr>
-          <w:rFonts w:ascii="맑은 고딕" w:eastAsia="맑은 고딕" w:hAnsi="맑은 고딕" w:hint="eastAsia"/>
-        </w:rPr>
-        <w:t>길찾기</w:t>
-      </w:r>
-      <w:proofErr w:type="spellEnd"/>
-      <w:r>
-        <w:rPr>
-          <w:rFonts w:ascii="맑은 고딕" w:eastAsia="맑은 고딕" w:hAnsi="맑은 고딕" w:hint="eastAsia"/>
-        </w:rPr>
-        <w:t xml:space="preserve"> 저하 등 군중 안전에 중요한 위험 요소를 모델링한다. </w:t>
+        <w:t xml:space="preserve">병목과 정체, 압력 집중과 압사 위험, 낙상 및 연쇄 전도, 역방향·교차 흐름, 시야 제한과 길찾기 저하 등 군중 안전에 중요한 위험 요소를 모델링한다. </w:t>
       </w:r>
     </w:p>
     <w:p>
@@ -1677,21 +1390,7 @@
         <w:rPr>
           <w:rFonts w:ascii="맑은 고딕" w:eastAsia="맑은 고딕" w:hAnsi="맑은 고딕" w:hint="eastAsia"/>
         </w:rPr>
-        <w:t xml:space="preserve">기준 시나리오와 대안 시나리오를 비교할 수 있도록 총 대피 시간, </w:t>
-      </w:r>
-      <w:proofErr w:type="spellStart"/>
-      <w:r>
-        <w:rPr>
-          <w:rFonts w:ascii="맑은 고딕" w:eastAsia="맑은 고딕" w:hAnsi="맑은 고딕" w:hint="eastAsia"/>
-        </w:rPr>
-        <w:t>미대피</w:t>
-      </w:r>
-      <w:proofErr w:type="spellEnd"/>
-      <w:r>
-        <w:rPr>
-          <w:rFonts w:ascii="맑은 고딕" w:eastAsia="맑은 고딕" w:hAnsi="맑은 고딕" w:hint="eastAsia"/>
-        </w:rPr>
-        <w:t xml:space="preserve"> 인원, 최대 밀도, 압력 노출시간, 낙상 인원 등 핵심 위험 지표를 산출한다. </w:t>
+        <w:t xml:space="preserve">기준 시나리오와 대안 시나리오를 비교할 수 있도록 총 대피 시간, 미대피 인원, 최대 밀도, 압력 노출시간, 낙상 인원 등 핵심 위험 지표를 산출한다. </w:t>
       </w:r>
     </w:p>
     <w:p>
@@ -1708,21 +1407,7 @@
         <w:rPr>
           <w:rFonts w:ascii="맑은 고딕" w:eastAsia="맑은 고딕" w:hAnsi="맑은 고딕" w:hint="eastAsia"/>
         </w:rPr>
-        <w:t xml:space="preserve">위험 </w:t>
-      </w:r>
-      <w:proofErr w:type="spellStart"/>
-      <w:r>
-        <w:rPr>
-          <w:rFonts w:ascii="맑은 고딕" w:eastAsia="맑은 고딕" w:hAnsi="맑은 고딕" w:hint="eastAsia"/>
-        </w:rPr>
-        <w:t>히트맵과</w:t>
-      </w:r>
-      <w:proofErr w:type="spellEnd"/>
-      <w:r>
-        <w:rPr>
-          <w:rFonts w:ascii="맑은 고딕" w:eastAsia="맑은 고딕" w:hAnsi="맑은 고딕" w:hint="eastAsia"/>
-        </w:rPr>
-        <w:t xml:space="preserve"> 비교 시각화를 통해 결과를 직관적으로 제시</w:t>
+        <w:t>위험 히트맵과 비교 시각화를 통해 결과를 직관적으로 제시</w:t>
       </w:r>
       <w:r>
         <w:rPr>
@@ -1745,21 +1430,7 @@
         <w:rPr>
           <w:rFonts w:ascii="맑은 고딕" w:eastAsia="맑은 고딕" w:hAnsi="맑은 고딕" w:hint="eastAsia"/>
         </w:rPr>
-        <w:t xml:space="preserve">비전문가도 시나리오를 </w:t>
-      </w:r>
-      <w:proofErr w:type="spellStart"/>
-      <w:r>
-        <w:rPr>
-          <w:rFonts w:ascii="맑은 고딕" w:eastAsia="맑은 고딕" w:hAnsi="맑은 고딕" w:hint="eastAsia"/>
-        </w:rPr>
-        <w:t>생성·수정·저장할</w:t>
-      </w:r>
-      <w:proofErr w:type="spellEnd"/>
-      <w:r>
-        <w:rPr>
-          <w:rFonts w:ascii="맑은 고딕" w:eastAsia="맑은 고딕" w:hAnsi="맑은 고딕" w:hint="eastAsia"/>
-        </w:rPr>
-        <w:t xml:space="preserve"> 수 있는 사용자 인터페이스를 설계한다.</w:t>
+        <w:t>비전문가도 시나리오를 생성·수정·저장할 수 있는 사용자 인터페이스를 설계한다.</w:t>
       </w:r>
     </w:p>
     <w:p>
@@ -1797,21 +1468,7 @@
         <w:rPr>
           <w:rFonts w:ascii="맑은 고딕" w:eastAsia="맑은 고딕" w:hAnsi="맑은 고딕" w:hint="eastAsia"/>
         </w:rPr>
-        <w:t xml:space="preserve">사용자가 시설 구조를 불러오거나 직접 입력한 뒤, 출구 </w:t>
-      </w:r>
-      <w:proofErr w:type="spellStart"/>
-      <w:r>
-        <w:rPr>
-          <w:rFonts w:ascii="맑은 고딕" w:eastAsia="맑은 고딕" w:hAnsi="맑은 고딕" w:hint="eastAsia"/>
-        </w:rPr>
-        <w:t>개방·폐쇄</w:t>
-      </w:r>
-      <w:proofErr w:type="spellEnd"/>
-      <w:r>
-        <w:rPr>
-          <w:rFonts w:ascii="맑은 고딕" w:eastAsia="맑은 고딕" w:hAnsi="맑은 고딕" w:hint="eastAsia"/>
-        </w:rPr>
-        <w:t>, 통로 폭 조정, 펜스 배치, 일방통행, 순차 퇴장, 시야 저하, 인원 밀집 등의 조건</w:t>
+        <w:t>사용자가 시설 구조를 불러오거나 직접 입력한 뒤, 출구 개방·폐쇄, 통로 폭 조정, 펜스 배치, 일방통행, 순차 퇴장, 시야 저하, 인원 밀집 등의 조건</w:t>
       </w:r>
       <w:r>
         <w:rPr>
@@ -1835,35 +1492,7 @@
         <w:rPr>
           <w:rFonts w:ascii="맑은 고딕" w:eastAsia="맑은 고딕" w:hAnsi="맑은 고딕" w:hint="eastAsia"/>
         </w:rPr>
-        <w:t xml:space="preserve">시나리오로 구성하고, 이를 반복 실행하여 위험도를 </w:t>
-      </w:r>
-      <w:proofErr w:type="spellStart"/>
-      <w:r>
-        <w:rPr>
-          <w:rFonts w:ascii="맑은 고딕" w:eastAsia="맑은 고딕" w:hAnsi="맑은 고딕" w:hint="eastAsia"/>
-        </w:rPr>
-        <w:t>비교·분석할</w:t>
-      </w:r>
-      <w:proofErr w:type="spellEnd"/>
-      <w:r>
-        <w:rPr>
-          <w:rFonts w:ascii="맑은 고딕" w:eastAsia="맑은 고딕" w:hAnsi="맑은 고딕" w:hint="eastAsia"/>
-        </w:rPr>
-        <w:t xml:space="preserve"> 수 있는 시스템을 구현하는 것이다. 최종적으로는 </w:t>
-      </w:r>
-      <w:proofErr w:type="spellStart"/>
-      <w:r>
-        <w:rPr>
-          <w:rFonts w:ascii="맑은 고딕" w:eastAsia="맑은 고딕" w:hAnsi="맑은 고딕" w:hint="eastAsia"/>
-        </w:rPr>
-        <w:t>설계안</w:t>
-      </w:r>
-      <w:proofErr w:type="spellEnd"/>
-      <w:r>
-        <w:rPr>
-          <w:rFonts w:ascii="맑은 고딕" w:eastAsia="맑은 고딕" w:hAnsi="맑은 고딕" w:hint="eastAsia"/>
-        </w:rPr>
-        <w:t xml:space="preserve"> 검토, 행사장 운영 계획 수립, 재난 대응 시뮬레이션에 활용 가능한 </w:t>
+        <w:t xml:space="preserve">시나리오로 구성하고, 이를 반복 실행하여 위험도를 비교·분석할 수 있는 시스템을 구현하는 것이다. 최종적으로는 설계안 검토, 행사장 운영 계획 수립, 재난 대응 시뮬레이션에 활용 가능한 </w:t>
       </w:r>
       <w:r>
         <w:rPr>
@@ -1944,21 +1573,7 @@
         <w:rPr>
           <w:rFonts w:ascii="맑은 고딕" w:eastAsia="맑은 고딕" w:hAnsi="맑은 고딕" w:hint="eastAsia"/>
         </w:rPr>
-        <w:t xml:space="preserve">시스템은 application - domain - engine의 3계층 구조를 기반으로 추진한다. 이를 통해 엔진은 범용적인 </w:t>
-      </w:r>
-      <w:proofErr w:type="spellStart"/>
-      <w:r>
-        <w:rPr>
-          <w:rFonts w:ascii="맑은 고딕" w:eastAsia="맑은 고딕" w:hAnsi="맑은 고딕" w:hint="eastAsia"/>
-        </w:rPr>
-        <w:t>엔진으로서의</w:t>
-      </w:r>
-      <w:proofErr w:type="spellEnd"/>
-      <w:r>
-        <w:rPr>
-          <w:rFonts w:ascii="맑은 고딕" w:eastAsia="맑은 고딕" w:hAnsi="맑은 고딕" w:hint="eastAsia"/>
-        </w:rPr>
-        <w:t xml:space="preserve"> 기능만 포함하며, 도메인 계층에는 군중 안전 문제와 위험 모델을 집중시키며, 응용 계층에서는 사용자 인터페이스와 결과 시각화를 담당하도록 역할을 분리한다. </w:t>
+        <w:t xml:space="preserve">시스템은 application - domain - engine의 3계층 구조를 기반으로 추진한다. 이를 통해 엔진은 범용적인 엔진으로서의 기능만 포함하며, 도메인 계층에는 군중 안전 문제와 위험 모델을 집중시키며, 응용 계층에서는 사용자 인터페이스와 결과 시각화를 담당하도록 역할을 분리한다. </w:t>
       </w:r>
       <w:r>
         <w:rPr>
@@ -2019,42 +1634,14 @@
     <w:p>
       <w:pPr>
         <w:rPr>
-          <w:rFonts w:ascii="맑은 고딕" w:eastAsia="맑은 고딕" w:hAnsi="맑은 고딕" w:hint="eastAsia"/>
-        </w:rPr>
-      </w:pPr>
-      <w:r>
-        <w:rPr>
-          <w:rFonts w:ascii="맑은 고딕" w:eastAsia="맑은 고딕" w:hAnsi="맑은 고딕" w:hint="eastAsia"/>
-        </w:rPr>
-        <w:t xml:space="preserve">위험 모델은 임의적 가정에 기반한 추정보다는, 선행연구와 </w:t>
-      </w:r>
-      <w:proofErr w:type="spellStart"/>
-      <w:r>
-        <w:rPr>
-          <w:rFonts w:ascii="맑은 고딕" w:eastAsia="맑은 고딕" w:hAnsi="맑은 고딕" w:hint="eastAsia"/>
-        </w:rPr>
-        <w:t>실험·관측</w:t>
-      </w:r>
-      <w:proofErr w:type="spellEnd"/>
-      <w:r>
-        <w:rPr>
-          <w:rFonts w:ascii="맑은 고딕" w:eastAsia="맑은 고딕" w:hAnsi="맑은 고딕" w:hint="eastAsia"/>
-        </w:rPr>
-        <w:t xml:space="preserve"> 데이터, 사고 사례 및 관련 기준에 근거한 신뢰성 있는 모델링을 지향한다. 이를 위해 군중의 심리 상태를 직접 가정하기보다 밀도, 유량, 접촉 하중, 충돌 </w:t>
-      </w:r>
-      <w:proofErr w:type="spellStart"/>
-      <w:r>
-        <w:rPr>
-          <w:rFonts w:ascii="맑은 고딕" w:eastAsia="맑은 고딕" w:hAnsi="맑은 고딕" w:hint="eastAsia"/>
-        </w:rPr>
-        <w:t>충격량</w:t>
-      </w:r>
-      <w:proofErr w:type="spellEnd"/>
-      <w:r>
-        <w:rPr>
-          <w:rFonts w:ascii="맑은 고딕" w:eastAsia="맑은 고딕" w:hAnsi="맑은 고딕" w:hint="eastAsia"/>
-        </w:rPr>
-        <w:t>, 시야 상태, 공간 친숙도, 통제 강도 등 측정 가능한 변수 중심으로 위험을 표현한다. 나아가 위험 징후와 사고 결과를 구분하여 분석함으로써 결과의 객관성과 활용성을 높인다.</w:t>
+          <w:rFonts w:ascii="맑은 고딕" w:eastAsia="맑은 고딕" w:hAnsi="맑은 고딕"/>
+        </w:rPr>
+      </w:pPr>
+      <w:r>
+        <w:rPr>
+          <w:rFonts w:ascii="맑은 고딕" w:eastAsia="맑은 고딕" w:hAnsi="맑은 고딕" w:hint="eastAsia"/>
+        </w:rPr>
+        <w:t>위험 모델은 임의적 가정에 기반한 추정보다는, 선행연구와 실험·관측 데이터, 사고 사례 및 관련 기준에 근거한 신뢰성 있는 모델링을 지향한다. 이를 위해 군중의 심리 상태를 직접 가정하기보다 밀도, 유량, 접촉 하중, 충돌 충격량, 시야 상태, 공간 친숙도, 통제 강도 등 측정 가능한 변수 중심으로 위험을 표현한다. 나아가 위험 징후와 사고 결과를 구분하여 분석함으로써 결과의 객관성과 활용성을 높인다.</w:t>
       </w:r>
     </w:p>
     <w:p>
@@ -2197,15 +1784,12 @@
                 <w:rFonts w:ascii="맑은 고딕" w:eastAsia="맑은 고딕" w:hAnsi="맑은 고딕"/>
               </w:rPr>
             </w:pPr>
-            <w:proofErr w:type="spellStart"/>
             <w:r>
               <w:rPr>
                 <w:rFonts w:ascii="맑은 고딕" w:eastAsia="맑은 고딕" w:hAnsi="맑은 고딕" w:hint="eastAsia"/>
               </w:rPr>
-              <w:lastRenderedPageBreak/>
               <w:t>금소현</w:t>
             </w:r>
-            <w:proofErr w:type="spellEnd"/>
           </w:p>
         </w:tc>
         <w:tc>
@@ -2743,21 +2327,7 @@
               <w:rPr>
                 <w:rFonts w:ascii="맑은 고딕" w:eastAsia="맑은 고딕" w:hAnsi="맑은 고딕" w:hint="eastAsia"/>
               </w:rPr>
-              <w:t xml:space="preserve">[Sprint 1] </w:t>
-            </w:r>
-            <w:proofErr w:type="spellStart"/>
-            <w:r>
-              <w:rPr>
-                <w:rFonts w:ascii="맑은 고딕" w:eastAsia="맑은 고딕" w:hAnsi="맑은 고딕" w:hint="eastAsia"/>
-              </w:rPr>
-              <w:t>성능·재현성</w:t>
-            </w:r>
-            <w:proofErr w:type="spellEnd"/>
-            <w:r>
-              <w:rPr>
-                <w:rFonts w:ascii="맑은 고딕" w:eastAsia="맑은 고딕" w:hAnsi="맑은 고딕" w:hint="eastAsia"/>
-              </w:rPr>
-              <w:t xml:space="preserve"> 검증 및 보정</w:t>
+              <w:t>[Sprint 1] 성능·재현성 검증 및 보정</w:t>
             </w:r>
           </w:p>
         </w:tc>
@@ -2877,21 +2447,7 @@
               <w:rPr>
                 <w:rFonts w:ascii="맑은 고딕" w:eastAsia="맑은 고딕" w:hAnsi="맑은 고딕" w:hint="eastAsia"/>
               </w:rPr>
-              <w:t xml:space="preserve">[Sprint 2] </w:t>
-            </w:r>
-            <w:proofErr w:type="spellStart"/>
-            <w:r>
-              <w:rPr>
-                <w:rFonts w:ascii="맑은 고딕" w:eastAsia="맑은 고딕" w:hAnsi="맑은 고딕" w:hint="eastAsia"/>
-              </w:rPr>
-              <w:t>비교·발표</w:t>
-            </w:r>
-            <w:proofErr w:type="spellEnd"/>
-            <w:r>
-              <w:rPr>
-                <w:rFonts w:ascii="맑은 고딕" w:eastAsia="맑은 고딕" w:hAnsi="맑은 고딕" w:hint="eastAsia"/>
-              </w:rPr>
-              <w:t xml:space="preserve"> 준비 고도화</w:t>
+              <w:t>[Sprint 2] 비교·발표 준비 고도화</w:t>
             </w:r>
           </w:p>
         </w:tc>
@@ -2993,7 +2549,6 @@
         <w:rPr>
           <w:rFonts w:hint="eastAsia"/>
         </w:rPr>
-        <w:lastRenderedPageBreak/>
         <w:t>참고문헌</w:t>
       </w:r>
       <w:r>
@@ -3034,35 +2589,7 @@
         <w:rPr>
           <w:rFonts w:ascii="맑은 고딕" w:eastAsia="맑은 고딕" w:hAnsi="맑은 고딕"/>
         </w:rPr>
-        <w:t xml:space="preserve">[1] </w:t>
-      </w:r>
-      <w:proofErr w:type="spellStart"/>
-      <w:r>
-        <w:rPr>
-          <w:rFonts w:ascii="맑은 고딕" w:eastAsia="맑은 고딕" w:hAnsi="맑은 고딕"/>
-        </w:rPr>
-        <w:t>Oasys</w:t>
-      </w:r>
-      <w:proofErr w:type="spellEnd"/>
-      <w:r>
-        <w:rPr>
-          <w:rFonts w:ascii="맑은 고딕" w:eastAsia="맑은 고딕" w:hAnsi="맑은 고딕"/>
-        </w:rPr>
-        <w:t>. "</w:t>
-      </w:r>
-      <w:proofErr w:type="spellStart"/>
-      <w:r>
-        <w:rPr>
-          <w:rFonts w:ascii="맑은 고딕" w:eastAsia="맑은 고딕" w:hAnsi="맑은 고딕"/>
-        </w:rPr>
-        <w:t>MassMotion</w:t>
-      </w:r>
-      <w:proofErr w:type="spellEnd"/>
-      <w:r>
-        <w:rPr>
-          <w:rFonts w:ascii="맑은 고딕" w:eastAsia="맑은 고딕" w:hAnsi="맑은 고딕"/>
-        </w:rPr>
-        <w:t>." https://www.oasys-software.com/products/massmotion/</w:t>
+        <w:t>[1] Oasys. "MassMotion." https://www.oasys-software.com/products/massmotion/</w:t>
       </w:r>
     </w:p>
     <w:p>
